--- a/data/revised_2026-10_full/tracked/v2/Maths/SS2.3_Area_of_Part_of_a_Circle/Mathematics_Area_of_Part_of_a_Circle_FinalExplanation_TRACKED.docx
+++ b/data/revised_2026-10_full/tracked/v2/Maths/SS2.3_Area_of_Part_of_a_Circle/Mathematics_Area_of_Part_of_a_Circle_FinalExplanation_TRACKED.docx
@@ -1354,7 +1354,7 @@
               <w:spacing w:after="40" w:before="0"/>
               <w:jc w:val="left"/>
             </w:pPr>
-            <w:ins w:id="9001" w:author="Claude (AI) - proposed" w:date="2026-10-15T12:58:01Z">
+            <w:ins w:id="9001" w:author="Claude (AI) - proposed" w:date="2026-10-18T00:31:11Z">
               <w:r>
                 <w:rPr>
                   <w:rFonts w:ascii="Arial" w:cs="Arial" w:eastAsia="Arial" w:hAnsi="Arial"/>
@@ -1402,7 +1402,7 @@
               <w:spacing w:after="40" w:before="0"/>
               <w:jc w:val="left"/>
             </w:pPr>
-            <w:ins w:id="9002" w:author="Claude (AI) - proposed" w:date="2026-10-15T12:58:01Z">
+            <w:ins w:id="9002" w:author="Claude (AI) - proposed" w:date="2026-10-18T00:31:11Z">
               <w:r>
                 <w:rPr>
                   <w:rFonts w:ascii="Arial" w:cs="Arial" w:eastAsia="Arial" w:hAnsi="Arial"/>
@@ -1450,7 +1450,7 @@
               <w:spacing w:after="40" w:before="0"/>
               <w:jc w:val="left"/>
             </w:pPr>
-            <w:ins w:id="9003" w:author="Claude (AI) - proposed" w:date="2026-10-15T12:58:01Z">
+            <w:ins w:id="9003" w:author="Claude (AI) - proposed" w:date="2026-10-18T00:31:11Z">
               <w:r>
                 <w:rPr>
                   <w:rFonts w:ascii="Arial" w:cs="Arial" w:eastAsia="Arial" w:hAnsi="Arial"/>
@@ -1533,7 +1533,7 @@
               <w:spacing w:after="40" w:before="0"/>
               <w:jc w:val="left"/>
             </w:pPr>
-            <w:ins w:id="9004" w:author="Claude (AI) - proposed" w:date="2026-10-15T12:58:01Z">
+            <w:ins w:id="9004" w:author="Claude (AI) - proposed" w:date="2026-10-18T00:31:11Z">
               <w:r>
                 <w:rPr>
                   <w:rFonts w:ascii="Arial" w:cs="Arial" w:eastAsia="Arial" w:hAnsi="Arial"/>
@@ -1581,7 +1581,7 @@
               <w:spacing w:after="40" w:before="0"/>
               <w:jc w:val="left"/>
             </w:pPr>
-            <w:ins w:id="9005" w:author="Claude (AI) - proposed" w:date="2026-10-15T12:58:01Z">
+            <w:ins w:id="9005" w:author="Claude (AI) - proposed" w:date="2026-10-18T00:31:11Z">
               <w:r>
                 <w:rPr>
                   <w:rFonts w:ascii="Arial" w:cs="Arial" w:eastAsia="Arial" w:hAnsi="Arial"/>
@@ -1629,7 +1629,7 @@
               <w:spacing w:after="40" w:before="0"/>
               <w:jc w:val="left"/>
             </w:pPr>
-            <w:ins w:id="9006" w:author="Claude (AI) - proposed" w:date="2026-10-15T12:58:01Z">
+            <w:ins w:id="9006" w:author="Claude (AI) - proposed" w:date="2026-10-18T00:31:11Z">
               <w:r>
                 <w:rPr>
                   <w:rFonts w:ascii="Arial" w:cs="Arial" w:eastAsia="Arial" w:hAnsi="Arial"/>
@@ -1712,7 +1712,7 @@
               <w:spacing w:after="40" w:before="0"/>
               <w:jc w:val="left"/>
             </w:pPr>
-            <w:ins w:id="9007" w:author="Claude (AI) - proposed" w:date="2026-10-15T12:58:01Z">
+            <w:ins w:id="9007" w:author="Claude (AI) - proposed" w:date="2026-10-18T00:31:11Z">
               <w:r>
                 <w:rPr>
                   <w:rFonts w:ascii="Arial" w:cs="Arial" w:eastAsia="Arial" w:hAnsi="Arial"/>
@@ -1760,7 +1760,7 @@
               <w:spacing w:after="40" w:before="0"/>
               <w:jc w:val="left"/>
             </w:pPr>
-            <w:ins w:id="9008" w:author="Claude (AI) - proposed" w:date="2026-10-15T12:58:01Z">
+            <w:ins w:id="9008" w:author="Claude (AI) - proposed" w:date="2026-10-18T00:31:11Z">
               <w:r>
                 <w:rPr>
                   <w:rFonts w:ascii="Arial" w:cs="Arial" w:eastAsia="Arial" w:hAnsi="Arial"/>
@@ -1808,7 +1808,7 @@
               <w:spacing w:after="40" w:before="0"/>
               <w:jc w:val="left"/>
             </w:pPr>
-            <w:ins w:id="9009" w:author="Claude (AI) - proposed" w:date="2026-10-15T12:58:01Z">
+            <w:ins w:id="9009" w:author="Claude (AI) - proposed" w:date="2026-10-18T00:31:11Z">
               <w:r>
                 <w:rPr>
                   <w:rFonts w:ascii="Arial" w:cs="Arial" w:eastAsia="Arial" w:hAnsi="Arial"/>
@@ -1891,7 +1891,7 @@
               <w:spacing w:after="40" w:before="0"/>
               <w:jc w:val="left"/>
             </w:pPr>
-            <w:ins w:id="9010" w:author="Claude (AI) - proposed" w:date="2026-10-15T12:58:01Z">
+            <w:ins w:id="9010" w:author="Claude (AI) - proposed" w:date="2026-10-18T00:31:11Z">
               <w:r>
                 <w:rPr>
                   <w:rFonts w:ascii="Arial" w:cs="Arial" w:eastAsia="Arial" w:hAnsi="Arial"/>
@@ -1939,7 +1939,7 @@
               <w:spacing w:after="40" w:before="0"/>
               <w:jc w:val="left"/>
             </w:pPr>
-            <w:ins w:id="9011" w:author="Claude (AI) - proposed" w:date="2026-10-15T12:58:01Z">
+            <w:ins w:id="9011" w:author="Claude (AI) - proposed" w:date="2026-10-18T00:31:11Z">
               <w:r>
                 <w:rPr>
                   <w:rFonts w:ascii="Arial" w:cs="Arial" w:eastAsia="Arial" w:hAnsi="Arial"/>
@@ -1987,7 +1987,7 @@
               <w:spacing w:after="40" w:before="0"/>
               <w:jc w:val="left"/>
             </w:pPr>
-            <w:ins w:id="9012" w:author="Claude (AI) - proposed" w:date="2026-10-15T12:58:01Z">
+            <w:ins w:id="9012" w:author="Claude (AI) - proposed" w:date="2026-10-18T00:31:11Z">
               <w:r>
                 <w:rPr>
                   <w:rFonts w:ascii="Arial" w:cs="Arial" w:eastAsia="Arial" w:hAnsi="Arial"/>
@@ -2137,7 +2137,7 @@
         </w:rPr>
         <w:t xml:space="preserve">© 2026 SeaVuria and ARES. This work is licensed under a </w:t>
       </w:r>
-      <w:hyperlink w:history="1" r:id="rIdum-ss1dkoh30yosim38va">
+      <w:hyperlink w:history="1" r:id="rIdwlg0xo3sv4vb5oj_z85ov">
         <w:r>
           <w:rPr>
             <w:rFonts w:ascii="Arial" w:cs="Arial" w:eastAsia="Arial" w:hAnsi="Arial"/>
@@ -2157,7 +2157,7 @@
         </w:rPr>
         <w:t xml:space="preserve"> (</w:t>
       </w:r>
-      <w:hyperlink w:history="1" r:id="rId4_vdo0ul5iyns66ocvszo">
+      <w:hyperlink w:history="1" r:id="rId7uuwi2ybh9xu7qhzvssye">
         <w:r>
           <w:rPr>
             <w:rFonts w:ascii="Arial" w:cs="Arial" w:eastAsia="Arial" w:hAnsi="Arial"/>
@@ -2177,7 +2177,7 @@
         </w:rPr>
         <w:t xml:space="preserve">). To view a copy of this license, visit </w:t>
       </w:r>
-      <w:hyperlink w:history="1" r:id="rIdp2hlwbhiuxzgzuknfjr3-">
+      <w:hyperlink w:history="1" r:id="rIdmk-2cc2ubwiuic7fxge3x">
         <w:r>
           <w:rPr>
             <w:rFonts w:ascii="Arial" w:cs="Arial" w:eastAsia="Arial" w:hAnsi="Arial"/>
